--- a/Assignment 11.docx
+++ b/Assignment 11.docx
@@ -73,7 +73,25 @@
           <w:szCs w:val="28"/>
           <w:lang w:val="en-US"/>
         </w:rPr>
-        <w:t>TMG =&gt; Table Maintanance Generator.</w:t>
+        <w:t xml:space="preserve">TMG =&gt; Table </w:t>
+      </w:r>
+      <w:proofErr w:type="spellStart"/>
+      <w:r>
+        <w:rPr>
+          <w:sz w:val="28"/>
+          <w:szCs w:val="28"/>
+          <w:lang w:val="en-US"/>
+        </w:rPr>
+        <w:t>Maintanance</w:t>
+      </w:r>
+      <w:proofErr w:type="spellEnd"/>
+      <w:r>
+        <w:rPr>
+          <w:sz w:val="28"/>
+          <w:szCs w:val="28"/>
+          <w:lang w:val="en-US"/>
+        </w:rPr>
+        <w:t xml:space="preserve"> Generator.</w:t>
       </w:r>
     </w:p>
     <w:p>
@@ -446,17 +464,14 @@
         </w:rPr>
         <w:t xml:space="preserve"> </w:t>
       </w:r>
-    </w:p>
-    <w:p>
-      <w:pPr>
-        <w:pStyle w:val="NormalWeb"/>
-        <w:ind w:left="360"/>
-        <w:rPr>
-          <w:rFonts w:asciiTheme="minorHAnsi" w:hAnsiTheme="minorHAnsi" w:cstheme="minorHAnsi"/>
-          <w:sz w:val="28"/>
-          <w:szCs w:val="28"/>
-        </w:rPr>
-      </w:pPr>
+      <w:r>
+        <w:rPr>
+          <w:rFonts w:asciiTheme="minorHAnsi" w:hAnsiTheme="minorHAnsi" w:cstheme="minorHAnsi"/>
+          <w:sz w:val="28"/>
+          <w:szCs w:val="28"/>
+        </w:rPr>
+        <w:br/>
+      </w:r>
     </w:p>
     <w:p>
       <w:pPr>
@@ -649,7 +664,22 @@
           <w:lang w:eastAsia="en-IN"/>
           <w14:ligatures w14:val="none"/>
         </w:rPr>
-        <w:t>Authorization Group</w:t>
+        <w:t xml:space="preserve">Authorization </w:t>
+      </w:r>
+      <w:proofErr w:type="gramStart"/>
+      <w:r>
+        <w:rPr>
+          <w:rFonts w:ascii="Calibri" w:eastAsia="Times New Roman" w:hAnsi="Calibri" w:cs="Calibri"/>
+          <w:b/>
+          <w:bCs/>
+          <w:color w:val="000000"/>
+          <w:kern w:val="0"/>
+          <w:sz w:val="28"/>
+          <w:szCs w:val="28"/>
+          <w:lang w:eastAsia="en-IN"/>
+          <w14:ligatures w14:val="none"/>
+        </w:rPr>
+        <w:t>Group</w:t>
       </w:r>
       <w:r>
         <w:rPr>
@@ -663,6 +693,7 @@
         </w:rPr>
         <w:t>:-</w:t>
       </w:r>
+      <w:proofErr w:type="gramEnd"/>
       <w:r>
         <w:rPr>
           <w:rFonts w:ascii="Calibri" w:eastAsia="Times New Roman" w:hAnsi="Calibri" w:cs="Calibri"/>
@@ -706,7 +737,22 @@
           <w:lang w:eastAsia="en-IN"/>
           <w14:ligatures w14:val="none"/>
         </w:rPr>
-        <w:t>Function Group</w:t>
+        <w:t xml:space="preserve">Function </w:t>
+      </w:r>
+      <w:proofErr w:type="gramStart"/>
+      <w:r>
+        <w:rPr>
+          <w:rFonts w:ascii="Calibri" w:eastAsia="Times New Roman" w:hAnsi="Calibri" w:cs="Calibri"/>
+          <w:b/>
+          <w:bCs/>
+          <w:color w:val="000000"/>
+          <w:kern w:val="0"/>
+          <w:sz w:val="28"/>
+          <w:szCs w:val="28"/>
+          <w:lang w:eastAsia="en-IN"/>
+          <w14:ligatures w14:val="none"/>
+        </w:rPr>
+        <w:t>Group</w:t>
       </w:r>
       <w:r>
         <w:rPr>
@@ -730,7 +776,20 @@
           <w:lang w:eastAsia="en-IN"/>
           <w14:ligatures w14:val="none"/>
         </w:rPr>
-        <w:t xml:space="preserve">- table name </w:t>
+        <w:t>-</w:t>
+      </w:r>
+      <w:proofErr w:type="gramEnd"/>
+      <w:r>
+        <w:rPr>
+          <w:rFonts w:ascii="Calibri" w:eastAsia="Times New Roman" w:hAnsi="Calibri" w:cs="Calibri"/>
+          <w:color w:val="000000"/>
+          <w:kern w:val="0"/>
+          <w:sz w:val="28"/>
+          <w:szCs w:val="28"/>
+          <w:lang w:eastAsia="en-IN"/>
+          <w14:ligatures w14:val="none"/>
+        </w:rPr>
+        <w:t xml:space="preserve"> table name </w:t>
       </w:r>
       <w:r>
         <w:rPr>
@@ -862,6 +921,7 @@
         </w:rPr>
         <w:t xml:space="preserve"> and </w:t>
       </w:r>
+      <w:proofErr w:type="gramStart"/>
       <w:r>
         <w:rPr>
           <w:rFonts w:ascii="Calibri" w:eastAsia="Times New Roman" w:hAnsi="Calibri" w:cs="Calibri"/>
@@ -876,6 +936,7 @@
         </w:rPr>
         <w:t>Activate</w:t>
       </w:r>
+      <w:proofErr w:type="gramEnd"/>
       <w:r>
         <w:rPr>
           <w:rFonts w:ascii="Calibri" w:eastAsia="Times New Roman" w:hAnsi="Calibri" w:cs="Calibri"/>
@@ -1051,8 +1112,18 @@
           <w:szCs w:val="28"/>
           <w:lang w:val="en-US"/>
         </w:rPr>
-        <w:t>another table(</w:t>
-      </w:r>
+        <w:t xml:space="preserve">another </w:t>
+      </w:r>
+      <w:proofErr w:type="gramStart"/>
+      <w:r>
+        <w:rPr>
+          <w:sz w:val="28"/>
+          <w:szCs w:val="28"/>
+          <w:lang w:val="en-US"/>
+        </w:rPr>
+        <w:t>table(</w:t>
+      </w:r>
+      <w:proofErr w:type="gramEnd"/>
       <w:r>
         <w:rPr>
           <w:b/>
@@ -2232,8 +2303,22 @@
           <w:lang w:eastAsia="en-IN"/>
           <w14:ligatures w14:val="none"/>
         </w:rPr>
-        <w:t>a table(</w:t>
-      </w:r>
+        <w:t xml:space="preserve">a </w:t>
+      </w:r>
+      <w:proofErr w:type="gramStart"/>
+      <w:r>
+        <w:rPr>
+          <w:rFonts w:ascii="Calibri" w:eastAsia="Times New Roman" w:hAnsi="Calibri" w:cs="Calibri"/>
+          <w:color w:val="000000"/>
+          <w:kern w:val="0"/>
+          <w:sz w:val="28"/>
+          <w:szCs w:val="28"/>
+          <w:lang w:eastAsia="en-IN"/>
+          <w14:ligatures w14:val="none"/>
+        </w:rPr>
+        <w:t>table(</w:t>
+      </w:r>
+      <w:proofErr w:type="gramEnd"/>
       <w:r>
         <w:rPr>
           <w:rFonts w:ascii="Calibri" w:eastAsia="Times New Roman" w:hAnsi="Calibri" w:cs="Calibri"/>
@@ -2357,19 +2442,45 @@
           <w:lang w:eastAsia="en-IN"/>
           <w14:ligatures w14:val="none"/>
         </w:rPr>
-        <w:t>Next, create table maintenance generator</w:t>
-      </w:r>
-      <w:r>
-        <w:rPr>
-          <w:rFonts w:ascii="Calibri" w:eastAsia="Times New Roman" w:hAnsi="Calibri" w:cs="Calibri"/>
-          <w:color w:val="000000"/>
-          <w:kern w:val="0"/>
-          <w:sz w:val="28"/>
-          <w:szCs w:val="28"/>
-          <w:lang w:eastAsia="en-IN"/>
-          <w14:ligatures w14:val="none"/>
-        </w:rPr>
-        <w:t>(TMG).</w:t>
+        <w:t xml:space="preserve">Next, create table maintenance </w:t>
+      </w:r>
+      <w:proofErr w:type="gramStart"/>
+      <w:r>
+        <w:rPr>
+          <w:rFonts w:ascii="Calibri" w:eastAsia="Times New Roman" w:hAnsi="Calibri" w:cs="Calibri"/>
+          <w:color w:val="000000"/>
+          <w:kern w:val="0"/>
+          <w:sz w:val="28"/>
+          <w:szCs w:val="28"/>
+          <w:lang w:eastAsia="en-IN"/>
+          <w14:ligatures w14:val="none"/>
+        </w:rPr>
+        <w:t>generator</w:t>
+      </w:r>
+      <w:r>
+        <w:rPr>
+          <w:rFonts w:ascii="Calibri" w:eastAsia="Times New Roman" w:hAnsi="Calibri" w:cs="Calibri"/>
+          <w:color w:val="000000"/>
+          <w:kern w:val="0"/>
+          <w:sz w:val="28"/>
+          <w:szCs w:val="28"/>
+          <w:lang w:eastAsia="en-IN"/>
+          <w14:ligatures w14:val="none"/>
+        </w:rPr>
+        <w:t>(</w:t>
+      </w:r>
+      <w:proofErr w:type="gramEnd"/>
+      <w:r>
+        <w:rPr>
+          <w:rFonts w:ascii="Calibri" w:eastAsia="Times New Roman" w:hAnsi="Calibri" w:cs="Calibri"/>
+          <w:color w:val="000000"/>
+          <w:kern w:val="0"/>
+          <w:sz w:val="28"/>
+          <w:szCs w:val="28"/>
+          <w:lang w:eastAsia="en-IN"/>
+          <w14:ligatures w14:val="none"/>
+        </w:rPr>
+        <w:t>TMG).</w:t>
       </w:r>
     </w:p>
     <w:p>
@@ -2402,7 +2513,7 @@
           <w:noProof/>
         </w:rPr>
         <w:drawing>
-          <wp:inline distT="0" distB="0" distL="0" distR="0" wp14:anchorId="6DE7A5E3" wp14:editId="733AA3C4">
+          <wp:inline distT="0" distB="0" distL="0" distR="0" wp14:anchorId="6DE7A5E3" wp14:editId="724EDDF9">
             <wp:extent cx="2276144" cy="1729740"/>
             <wp:effectExtent l="0" t="0" r="0" b="3810"/>
             <wp:docPr id="1054404127" name="Picture 2"/>
@@ -2461,7 +2572,7 @@
           <w:noProof/>
         </w:rPr>
         <w:drawing>
-          <wp:inline distT="0" distB="0" distL="0" distR="0" wp14:anchorId="3F8056D6" wp14:editId="2479E45E">
+          <wp:inline distT="0" distB="0" distL="0" distR="0" wp14:anchorId="3F8056D6" wp14:editId="59FA4C52">
             <wp:extent cx="2910840" cy="2239084"/>
             <wp:effectExtent l="0" t="0" r="3810" b="8890"/>
             <wp:docPr id="1694956499" name="Picture 4"/>
@@ -3012,7 +3123,21 @@
         <w:rPr>
           <w:rFonts w:asciiTheme="minorHAnsi" w:hAnsiTheme="minorHAnsi" w:cstheme="minorHAnsi"/>
         </w:rPr>
-        <w:t>and select program Outputonly.</w:t>
+        <w:t xml:space="preserve">and select program </w:t>
+      </w:r>
+      <w:proofErr w:type="spellStart"/>
+      <w:r>
+        <w:rPr>
+          <w:rFonts w:asciiTheme="minorHAnsi" w:hAnsiTheme="minorHAnsi" w:cstheme="minorHAnsi"/>
+        </w:rPr>
+        <w:t>Outputonly</w:t>
+      </w:r>
+      <w:proofErr w:type="spellEnd"/>
+      <w:r>
+        <w:rPr>
+          <w:rFonts w:asciiTheme="minorHAnsi" w:hAnsiTheme="minorHAnsi" w:cstheme="minorHAnsi"/>
+        </w:rPr>
+        <w:t>.</w:t>
       </w:r>
     </w:p>
     <w:p>
@@ -3752,11 +3877,19 @@
         <w:lastRenderedPageBreak/>
         <w:t xml:space="preserve">Next create Events </w:t>
       </w:r>
-      <w:r>
-        <w:rPr>
-          <w:rFonts w:asciiTheme="minorHAnsi" w:hAnsiTheme="minorHAnsi" w:cstheme="minorHAnsi"/>
-        </w:rPr>
-        <w:t>goto SE11-&gt;Environment-&gt;Modification-&gt;events-&gt;click</w:t>
+      <w:proofErr w:type="spellStart"/>
+      <w:r>
+        <w:rPr>
+          <w:rFonts w:asciiTheme="minorHAnsi" w:hAnsiTheme="minorHAnsi" w:cstheme="minorHAnsi"/>
+        </w:rPr>
+        <w:t>goto</w:t>
+      </w:r>
+      <w:proofErr w:type="spellEnd"/>
+      <w:r>
+        <w:rPr>
+          <w:rFonts w:asciiTheme="minorHAnsi" w:hAnsiTheme="minorHAnsi" w:cstheme="minorHAnsi"/>
+        </w:rPr>
+        <w:t xml:space="preserve"> SE11-&gt;Environment-&gt;Modification-&gt;events-&gt;click</w:t>
       </w:r>
     </w:p>
     <w:p>
@@ -3868,7 +4001,21 @@
         <w:rPr>
           <w:rFonts w:asciiTheme="minorHAnsi" w:hAnsiTheme="minorHAnsi" w:cstheme="minorHAnsi"/>
         </w:rPr>
-        <w:t>name for FORM routine(INITIALIZE_DETAILS)</w:t>
+        <w:t xml:space="preserve">name for FORM </w:t>
+      </w:r>
+      <w:proofErr w:type="gramStart"/>
+      <w:r>
+        <w:rPr>
+          <w:rFonts w:asciiTheme="minorHAnsi" w:hAnsiTheme="minorHAnsi" w:cstheme="minorHAnsi"/>
+        </w:rPr>
+        <w:t>routine(</w:t>
+      </w:r>
+      <w:proofErr w:type="gramEnd"/>
+      <w:r>
+        <w:rPr>
+          <w:rFonts w:asciiTheme="minorHAnsi" w:hAnsiTheme="minorHAnsi" w:cstheme="minorHAnsi"/>
+        </w:rPr>
+        <w:t>INITIALIZE_DETAILS)</w:t>
       </w:r>
       <w:r>
         <w:rPr>
@@ -4123,7 +4270,21 @@
         <w:rPr>
           <w:rFonts w:asciiTheme="minorHAnsi" w:hAnsiTheme="minorHAnsi" w:cstheme="minorHAnsi"/>
         </w:rPr>
-        <w:t>Next goto table (</w:t>
+        <w:t xml:space="preserve">Next </w:t>
+      </w:r>
+      <w:proofErr w:type="spellStart"/>
+      <w:r>
+        <w:rPr>
+          <w:rFonts w:asciiTheme="minorHAnsi" w:hAnsiTheme="minorHAnsi" w:cstheme="minorHAnsi"/>
+        </w:rPr>
+        <w:t>goto</w:t>
+      </w:r>
+      <w:proofErr w:type="spellEnd"/>
+      <w:r>
+        <w:rPr>
+          <w:rFonts w:asciiTheme="minorHAnsi" w:hAnsiTheme="minorHAnsi" w:cstheme="minorHAnsi"/>
+        </w:rPr>
+        <w:t xml:space="preserve"> table (</w:t>
       </w:r>
       <w:r>
         <w:rPr>
@@ -4375,13 +4536,27 @@
         <w:rPr>
           <w:rFonts w:asciiTheme="minorHAnsi" w:hAnsiTheme="minorHAnsi" w:cstheme="minorHAnsi"/>
         </w:rPr>
-        <w:t>details for ID and Name and time and date columns are filled automatically when we click ENTER</w:t>
-      </w:r>
-      <w:r>
-        <w:rPr>
-          <w:rFonts w:asciiTheme="minorHAnsi" w:hAnsiTheme="minorHAnsi" w:cstheme="minorHAnsi"/>
-        </w:rPr>
-        <w:t>.-&gt; save and check the table records.</w:t>
+        <w:t xml:space="preserve">details for ID and Name and time and date columns are filled automatically when we click </w:t>
+      </w:r>
+      <w:proofErr w:type="gramStart"/>
+      <w:r>
+        <w:rPr>
+          <w:rFonts w:asciiTheme="minorHAnsi" w:hAnsiTheme="minorHAnsi" w:cstheme="minorHAnsi"/>
+        </w:rPr>
+        <w:t>ENTER</w:t>
+      </w:r>
+      <w:r>
+        <w:rPr>
+          <w:rFonts w:asciiTheme="minorHAnsi" w:hAnsiTheme="minorHAnsi" w:cstheme="minorHAnsi"/>
+        </w:rPr>
+        <w:t>.-</w:t>
+      </w:r>
+      <w:proofErr w:type="gramEnd"/>
+      <w:r>
+        <w:rPr>
+          <w:rFonts w:asciiTheme="minorHAnsi" w:hAnsiTheme="minorHAnsi" w:cstheme="minorHAnsi"/>
+        </w:rPr>
+        <w:t>&gt; save and check the table records.</w:t>
       </w:r>
     </w:p>
     <w:p>
@@ -4683,8 +4858,22 @@
           <w:lang w:eastAsia="en-IN"/>
           <w14:ligatures w14:val="none"/>
         </w:rPr>
-        <w:t>30 Tcode</w:t>
-      </w:r>
+        <w:t xml:space="preserve">30 </w:t>
+      </w:r>
+      <w:proofErr w:type="spellStart"/>
+      <w:r>
+        <w:rPr>
+          <w:rFonts w:ascii="Calibri" w:eastAsia="Times New Roman" w:hAnsi="Calibri" w:cs="Calibri"/>
+          <w:color w:val="000000"/>
+          <w:kern w:val="0"/>
+          <w:sz w:val="28"/>
+          <w:szCs w:val="28"/>
+          <w:lang w:eastAsia="en-IN"/>
+          <w14:ligatures w14:val="none"/>
+        </w:rPr>
+        <w:t>Tcode</w:t>
+      </w:r>
+      <w:proofErr w:type="spellEnd"/>
       <w:r>
         <w:rPr>
           <w:rFonts w:ascii="Calibri" w:eastAsia="Times New Roman" w:hAnsi="Calibri" w:cs="Calibri"/>
